--- a/klagomål/A 61410-2025 FSC-klagomål.docx
+++ b/klagomål/A 61410-2025 FSC-klagomål.docx
@@ -651,7 +651,7 @@
     <w:r>
       <w:tab/>
       <w:tab/>
-      <w:t>2025-12-11</w:t>
+      <w:t>2025-12-12</w:t>
       <w:br/>
       <w:br/>
     </w:r>

--- a/klagomål/A 61410-2025 FSC-klagomål.docx
+++ b/klagomål/A 61410-2025 FSC-klagomål.docx
@@ -651,7 +651,7 @@
     <w:r>
       <w:tab/>
       <w:tab/>
-      <w:t>2025-12-12</w:t>
+      <w:t>2025-12-13</w:t>
       <w:br/>
       <w:br/>
     </w:r>

--- a/klagomål/A 61410-2025 FSC-klagomål.docx
+++ b/klagomål/A 61410-2025 FSC-klagomål.docx
@@ -651,7 +651,7 @@
     <w:r>
       <w:tab/>
       <w:tab/>
-      <w:t>2025-12-19</w:t>
+      <w:t>2025-12-20</w:t>
       <w:br/>
       <w:br/>
     </w:r>

--- a/klagomål/A 61410-2025 FSC-klagomål.docx
+++ b/klagomål/A 61410-2025 FSC-klagomål.docx
@@ -651,7 +651,7 @@
     <w:r>
       <w:tab/>
       <w:tab/>
-      <w:t>2025-12-20</w:t>
+      <w:t>2025-12-21</w:t>
       <w:br/>
       <w:br/>
     </w:r>

--- a/klagomål/A 61410-2025 FSC-klagomål.docx
+++ b/klagomål/A 61410-2025 FSC-klagomål.docx
@@ -651,7 +651,7 @@
     <w:r>
       <w:tab/>
       <w:tab/>
-      <w:t>2025-12-21</w:t>
+      <w:t>2025-12-22</w:t>
       <w:br/>
       <w:br/>
     </w:r>

--- a/klagomål/A 61410-2025 FSC-klagomål.docx
+++ b/klagomål/A 61410-2025 FSC-klagomål.docx
@@ -651,7 +651,7 @@
     <w:r>
       <w:tab/>
       <w:tab/>
-      <w:t>2025-12-22</w:t>
+      <w:t>2025-12-26</w:t>
       <w:br/>
       <w:br/>
     </w:r>

--- a/klagomål/A 61410-2025 FSC-klagomål.docx
+++ b/klagomål/A 61410-2025 FSC-klagomål.docx
@@ -651,7 +651,7 @@
     <w:r>
       <w:tab/>
       <w:tab/>
-      <w:t>2026-01-07</w:t>
+      <w:t>2026-01-08</w:t>
       <w:br/>
       <w:br/>
     </w:r>

--- a/klagomål/A 61410-2025 FSC-klagomål.docx
+++ b/klagomål/A 61410-2025 FSC-klagomål.docx
@@ -651,7 +651,7 @@
     <w:r>
       <w:tab/>
       <w:tab/>
-      <w:t>2026-01-08</w:t>
+      <w:t>2026-01-09</w:t>
       <w:br/>
       <w:br/>
     </w:r>

--- a/klagomål/A 61410-2025 FSC-klagomål.docx
+++ b/klagomål/A 61410-2025 FSC-klagomål.docx
@@ -651,7 +651,7 @@
     <w:r>
       <w:tab/>
       <w:tab/>
-      <w:t>2026-01-09</w:t>
+      <w:t>2026-01-10</w:t>
       <w:br/>
       <w:br/>
     </w:r>

--- a/klagomål/A 61410-2025 FSC-klagomål.docx
+++ b/klagomål/A 61410-2025 FSC-klagomål.docx
@@ -651,7 +651,7 @@
     <w:r>
       <w:tab/>
       <w:tab/>
-      <w:t>2026-01-10</w:t>
+      <w:t>2026-01-11</w:t>
       <w:br/>
       <w:br/>
     </w:r>

--- a/klagomål/A 61410-2025 FSC-klagomål.docx
+++ b/klagomål/A 61410-2025 FSC-klagomål.docx
@@ -651,7 +651,7 @@
     <w:r>
       <w:tab/>
       <w:tab/>
-      <w:t>2026-01-11</w:t>
+      <w:t>2026-01-12</w:t>
       <w:br/>
       <w:br/>
     </w:r>

--- a/klagomål/A 61410-2025 FSC-klagomål.docx
+++ b/klagomål/A 61410-2025 FSC-klagomål.docx
@@ -651,7 +651,7 @@
     <w:r>
       <w:tab/>
       <w:tab/>
-      <w:t>2026-01-12</w:t>
+      <w:t>2026-01-13</w:t>
       <w:br/>
       <w:br/>
     </w:r>

--- a/klagomål/A 61410-2025 FSC-klagomål.docx
+++ b/klagomål/A 61410-2025 FSC-klagomål.docx
@@ -651,7 +651,7 @@
     <w:r>
       <w:tab/>
       <w:tab/>
-      <w:t>2026-01-13</w:t>
+      <w:t>2026-01-14</w:t>
       <w:br/>
       <w:br/>
     </w:r>

--- a/klagomål/A 61410-2025 FSC-klagomål.docx
+++ b/klagomål/A 61410-2025 FSC-klagomål.docx
@@ -651,7 +651,7 @@
     <w:r>
       <w:tab/>
       <w:tab/>
-      <w:t>2026-01-14</w:t>
+      <w:t>2026-01-15</w:t>
       <w:br/>
       <w:br/>
     </w:r>

--- a/klagomål/A 61410-2025 FSC-klagomål.docx
+++ b/klagomål/A 61410-2025 FSC-klagomål.docx
@@ -651,7 +651,7 @@
     <w:r>
       <w:tab/>
       <w:tab/>
-      <w:t>2026-01-15</w:t>
+      <w:t>2026-01-16</w:t>
       <w:br/>
       <w:br/>
     </w:r>

--- a/klagomål/A 61410-2025 FSC-klagomål.docx
+++ b/klagomål/A 61410-2025 FSC-klagomål.docx
@@ -651,7 +651,7 @@
     <w:r>
       <w:tab/>
       <w:tab/>
-      <w:t>2026-01-16</w:t>
+      <w:t>2026-01-17</w:t>
       <w:br/>
       <w:br/>
     </w:r>

--- a/klagomål/A 61410-2025 FSC-klagomål.docx
+++ b/klagomål/A 61410-2025 FSC-klagomål.docx
@@ -651,7 +651,7 @@
     <w:r>
       <w:tab/>
       <w:tab/>
-      <w:t>2026-01-17</w:t>
+      <w:t>2026-01-18</w:t>
       <w:br/>
       <w:br/>
     </w:r>

--- a/klagomål/A 61410-2025 FSC-klagomål.docx
+++ b/klagomål/A 61410-2025 FSC-klagomål.docx
@@ -651,7 +651,7 @@
     <w:r>
       <w:tab/>
       <w:tab/>
-      <w:t>2026-01-18</w:t>
+      <w:t>2026-01-19</w:t>
       <w:br/>
       <w:br/>
     </w:r>

--- a/klagomål/A 61410-2025 FSC-klagomål.docx
+++ b/klagomål/A 61410-2025 FSC-klagomål.docx
@@ -651,7 +651,7 @@
     <w:r>
       <w:tab/>
       <w:tab/>
-      <w:t>2026-01-19</w:t>
+      <w:t>2026-01-20</w:t>
       <w:br/>
       <w:br/>
     </w:r>

--- a/klagomål/A 61410-2025 FSC-klagomål.docx
+++ b/klagomål/A 61410-2025 FSC-klagomål.docx
@@ -651,7 +651,7 @@
     <w:r>
       <w:tab/>
       <w:tab/>
-      <w:t>2026-01-20</w:t>
+      <w:t>2026-01-21</w:t>
       <w:br/>
       <w:br/>
     </w:r>

--- a/klagomål/A 61410-2025 FSC-klagomål.docx
+++ b/klagomål/A 61410-2025 FSC-klagomål.docx
@@ -651,7 +651,7 @@
     <w:r>
       <w:tab/>
       <w:tab/>
-      <w:t>2026-01-21</w:t>
+      <w:t>2026-01-23</w:t>
       <w:br/>
       <w:br/>
     </w:r>

--- a/klagomål/A 61410-2025 FSC-klagomål.docx
+++ b/klagomål/A 61410-2025 FSC-klagomål.docx
@@ -651,7 +651,7 @@
     <w:r>
       <w:tab/>
       <w:tab/>
-      <w:t>2026-01-23</w:t>
+      <w:t>2026-01-24</w:t>
       <w:br/>
       <w:br/>
     </w:r>

--- a/klagomål/A 61410-2025 FSC-klagomål.docx
+++ b/klagomål/A 61410-2025 FSC-klagomål.docx
@@ -651,7 +651,7 @@
     <w:r>
       <w:tab/>
       <w:tab/>
-      <w:t>2026-01-24</w:t>
+      <w:t>2026-01-25</w:t>
       <w:br/>
       <w:br/>
     </w:r>

--- a/klagomål/A 61410-2025 FSC-klagomål.docx
+++ b/klagomål/A 61410-2025 FSC-klagomål.docx
@@ -651,7 +651,7 @@
     <w:r>
       <w:tab/>
       <w:tab/>
-      <w:t>2026-01-25</w:t>
+      <w:t>2026-01-26</w:t>
       <w:br/>
       <w:br/>
     </w:r>

--- a/klagomål/A 61410-2025 FSC-klagomål.docx
+++ b/klagomål/A 61410-2025 FSC-klagomål.docx
@@ -651,7 +651,7 @@
     <w:r>
       <w:tab/>
       <w:tab/>
-      <w:t>2026-01-26</w:t>
+      <w:t>2026-01-27</w:t>
       <w:br/>
       <w:br/>
     </w:r>

--- a/klagomål/A 61410-2025 FSC-klagomål.docx
+++ b/klagomål/A 61410-2025 FSC-klagomål.docx
@@ -651,7 +651,7 @@
     <w:r>
       <w:tab/>
       <w:tab/>
-      <w:t>2026-01-27</w:t>
+      <w:t>2026-01-28</w:t>
       <w:br/>
       <w:br/>
     </w:r>

--- a/klagomål/A 61410-2025 FSC-klagomål.docx
+++ b/klagomål/A 61410-2025 FSC-klagomål.docx
@@ -112,7 +112,7 @@
         <w:pStyle w:val="ListBullet"/>
       </w:pPr>
       <w:r>
-        <w:t>Om ett ombud (tex Norra skog eller Mellanskog) avverkningsanmäler en skog med naturvärden motsvarande nyckelbiotops kvalité men markägaren inte är FSC certifierad, bör du skicka in ett FSC kontrollerat virke klagomål. Då ska klagomålet skickas till ombudsföretaget.</w:t>
+        <w:t>Om ett ombud (tex Norra skog eller Mellanskog) avverkningsanmäler en skog med naturvärden motsvarande nyckelbiotops kvalitet men markägaren inte är FSC certifierad, bör du skicka in ett FSC kontrollerat virke klagomål. Då ska klagomålet skickas till ombudsföretaget.</w:t>
       </w:r>
     </w:p>
     <w:p>
@@ -244,6 +244,35 @@
       </w:pPr>
       <w:r>
         <w:t>Figur 1. Fyndplatser för naturvårdsarter i det avverkningsanmälda området (röd linje). Markörer utan svart kant är placerade på fyndplatsen. Markörer med svart kant är placerade vid sidan av fyndplatsen och har ett svart streck som visar fyndplatsens exakta position. Kartans mittpunktskoordinat är N 6685132, E 691550 i SWEREF 99 TM.</w:t>
+      </w:r>
+    </w:p>
+    <w:p>
+      <w:r>
+        <w:rPr>
+          <w:b/>
+        </w:rPr>
+        <w:t xml:space="preserve">Trådticka </w:t>
+      </w:r>
+      <w:r>
+        <w:t xml:space="preserve">är knuten till grova granar i rikare ofta fuktiga miljöer. Den återfinns på både levande och döda träd samt stubbar och nyligen fallna träd. Karaktärsart för äldre fuktiga granskogsbiotoper, och i stor mängd är den en bra signalart för miljöer med andra rödlistade arter. Trådticka är typisk art för </w:t>
+      </w:r>
+      <w:r>
+        <w:rPr>
+          <w:i/>
+        </w:rPr>
+        <w:t xml:space="preserve">9010 Taiga </w:t>
+      </w:r>
+      <w:r>
+        <w:t xml:space="preserve">och </w:t>
+      </w:r>
+      <w:r>
+        <w:rPr>
+          <w:i/>
+        </w:rPr>
+        <w:t xml:space="preserve">9050 Näringsrik granskog </w:t>
+      </w:r>
+      <w:r>
+        <w:t>(SLU Artdatabanken, 2025).</w:t>
       </w:r>
     </w:p>
     <w:p>
@@ -651,7 +680,7 @@
     <w:r>
       <w:tab/>
       <w:tab/>
-      <w:t>2026-01-28</w:t>
+      <w:t>2026-01-29</w:t>
       <w:br/>
       <w:br/>
     </w:r>

--- a/klagomål/A 61410-2025 FSC-klagomål.docx
+++ b/klagomål/A 61410-2025 FSC-klagomål.docx
@@ -680,7 +680,7 @@
     <w:r>
       <w:tab/>
       <w:tab/>
-      <w:t>2026-01-29</w:t>
+      <w:t>2026-01-30</w:t>
       <w:br/>
       <w:br/>
     </w:r>

--- a/klagomål/A 61410-2025 FSC-klagomål.docx
+++ b/klagomål/A 61410-2025 FSC-klagomål.docx
@@ -680,7 +680,7 @@
     <w:r>
       <w:tab/>
       <w:tab/>
-      <w:t>2026-01-30</w:t>
+      <w:t>2026-01-31</w:t>
       <w:br/>
       <w:br/>
     </w:r>

--- a/klagomål/A 61410-2025 FSC-klagomål.docx
+++ b/klagomål/A 61410-2025 FSC-klagomål.docx
@@ -680,7 +680,7 @@
     <w:r>
       <w:tab/>
       <w:tab/>
-      <w:t>2026-03-01</w:t>
+      <w:t>2026-03-02</w:t>
       <w:br/>
       <w:br/>
     </w:r>

--- a/klagomål/A 61410-2025 FSC-klagomål.docx
+++ b/klagomål/A 61410-2025 FSC-klagomål.docx
@@ -680,7 +680,7 @@
     <w:r>
       <w:tab/>
       <w:tab/>
-      <w:t>2026-03-02</w:t>
+      <w:t>2026-03-03</w:t>
       <w:br/>
       <w:br/>
     </w:r>

--- a/klagomål/A 61410-2025 FSC-klagomål.docx
+++ b/klagomål/A 61410-2025 FSC-klagomål.docx
@@ -680,7 +680,7 @@
     <w:r>
       <w:tab/>
       <w:tab/>
-      <w:t>2026-03-03</w:t>
+      <w:t>2026-03-04</w:t>
       <w:br/>
       <w:br/>
     </w:r>

--- a/klagomål/A 61410-2025 FSC-klagomål.docx
+++ b/klagomål/A 61410-2025 FSC-klagomål.docx
@@ -680,7 +680,7 @@
     <w:r>
       <w:tab/>
       <w:tab/>
-      <w:t>2026-03-04</w:t>
+      <w:t>2026-03-05</w:t>
       <w:br/>
       <w:br/>
     </w:r>

--- a/klagomål/A 61410-2025 FSC-klagomål.docx
+++ b/klagomål/A 61410-2025 FSC-klagomål.docx
@@ -680,7 +680,7 @@
     <w:r>
       <w:tab/>
       <w:tab/>
-      <w:t>2026-03-05</w:t>
+      <w:t>2026-03-06</w:t>
       <w:br/>
       <w:br/>
     </w:r>

--- a/klagomål/A 61410-2025 FSC-klagomål.docx
+++ b/klagomål/A 61410-2025 FSC-klagomål.docx
@@ -680,7 +680,7 @@
     <w:r>
       <w:tab/>
       <w:tab/>
-      <w:t>2026-03-06</w:t>
+      <w:t>2026-03-07</w:t>
       <w:br/>
       <w:br/>
     </w:r>

--- a/klagomål/A 61410-2025 FSC-klagomål.docx
+++ b/klagomål/A 61410-2025 FSC-klagomål.docx
@@ -680,7 +680,7 @@
     <w:r>
       <w:tab/>
       <w:tab/>
-      <w:t>2026-03-07</w:t>
+      <w:t>2026-03-08</w:t>
       <w:br/>
       <w:br/>
     </w:r>

--- a/klagomål/A 61410-2025 FSC-klagomål.docx
+++ b/klagomål/A 61410-2025 FSC-klagomål.docx
@@ -680,7 +680,7 @@
     <w:r>
       <w:tab/>
       <w:tab/>
-      <w:t>2026-03-08</w:t>
+      <w:t>2026-03-09</w:t>
       <w:br/>
       <w:br/>
     </w:r>

--- a/klagomål/A 61410-2025 FSC-klagomål.docx
+++ b/klagomål/A 61410-2025 FSC-klagomål.docx
@@ -680,7 +680,7 @@
     <w:r>
       <w:tab/>
       <w:tab/>
-      <w:t>2026-03-09</w:t>
+      <w:t>2026-03-10</w:t>
       <w:br/>
       <w:br/>
     </w:r>

--- a/klagomål/A 61410-2025 FSC-klagomål.docx
+++ b/klagomål/A 61410-2025 FSC-klagomål.docx
@@ -680,7 +680,7 @@
     <w:r>
       <w:tab/>
       <w:tab/>
-      <w:t>2026-03-10</w:t>
+      <w:t>2026-03-11</w:t>
       <w:br/>
       <w:br/>
     </w:r>

--- a/klagomål/A 61410-2025 FSC-klagomål.docx
+++ b/klagomål/A 61410-2025 FSC-klagomål.docx
@@ -680,7 +680,7 @@
     <w:r>
       <w:tab/>
       <w:tab/>
-      <w:t>2026-03-11</w:t>
+      <w:t>2026-03-12</w:t>
       <w:br/>
       <w:br/>
     </w:r>

--- a/klagomål/A 61410-2025 FSC-klagomål.docx
+++ b/klagomål/A 61410-2025 FSC-klagomål.docx
@@ -680,7 +680,7 @@
     <w:r>
       <w:tab/>
       <w:tab/>
-      <w:t>2026-03-12</w:t>
+      <w:t>2026-03-13</w:t>
       <w:br/>
       <w:br/>
     </w:r>

--- a/klagomål/A 61410-2025 FSC-klagomål.docx
+++ b/klagomål/A 61410-2025 FSC-klagomål.docx
@@ -680,7 +680,7 @@
     <w:r>
       <w:tab/>
       <w:tab/>
-      <w:t>2026-03-13</w:t>
+      <w:t>2026-03-16</w:t>
       <w:br/>
       <w:br/>
     </w:r>

--- a/klagomål/A 61410-2025 FSC-klagomål.docx
+++ b/klagomål/A 61410-2025 FSC-klagomål.docx
@@ -680,7 +680,7 @@
     <w:r>
       <w:tab/>
       <w:tab/>
-      <w:t>2026-03-16</w:t>
+      <w:t>2026-03-17</w:t>
       <w:br/>
       <w:br/>
     </w:r>

--- a/klagomål/A 61410-2025 FSC-klagomål.docx
+++ b/klagomål/A 61410-2025 FSC-klagomål.docx
@@ -680,7 +680,7 @@
     <w:r>
       <w:tab/>
       <w:tab/>
-      <w:t>2026-03-17</w:t>
+      <w:t>2026-03-18</w:t>
       <w:br/>
       <w:br/>
     </w:r>

--- a/klagomål/A 61410-2025 FSC-klagomål.docx
+++ b/klagomål/A 61410-2025 FSC-klagomål.docx
@@ -680,7 +680,7 @@
     <w:r>
       <w:tab/>
       <w:tab/>
-      <w:t>2026-03-18</w:t>
+      <w:t>2026-03-19</w:t>
       <w:br/>
       <w:br/>
     </w:r>

--- a/klagomål/A 61410-2025 FSC-klagomål.docx
+++ b/klagomål/A 61410-2025 FSC-klagomål.docx
@@ -680,7 +680,7 @@
     <w:r>
       <w:tab/>
       <w:tab/>
-      <w:t>2026-03-19</w:t>
+      <w:t>2026-03-20</w:t>
       <w:br/>
       <w:br/>
     </w:r>

--- a/klagomål/A 61410-2025 FSC-klagomål.docx
+++ b/klagomål/A 61410-2025 FSC-klagomål.docx
@@ -680,7 +680,7 @@
     <w:r>
       <w:tab/>
       <w:tab/>
-      <w:t>2026-03-20</w:t>
+      <w:t>2026-03-21</w:t>
       <w:br/>
       <w:br/>
     </w:r>

--- a/klagomål/A 61410-2025 FSC-klagomål.docx
+++ b/klagomål/A 61410-2025 FSC-klagomål.docx
@@ -680,7 +680,7 @@
     <w:r>
       <w:tab/>
       <w:tab/>
-      <w:t>2026-03-21</w:t>
+      <w:t>2026-03-22</w:t>
       <w:br/>
       <w:br/>
     </w:r>

--- a/klagomål/A 61410-2025 FSC-klagomål.docx
+++ b/klagomål/A 61410-2025 FSC-klagomål.docx
@@ -680,7 +680,7 @@
     <w:r>
       <w:tab/>
       <w:tab/>
-      <w:t>2026-03-22</w:t>
+      <w:t>2026-03-23</w:t>
       <w:br/>
       <w:br/>
     </w:r>

--- a/klagomål/A 61410-2025 FSC-klagomål.docx
+++ b/klagomål/A 61410-2025 FSC-klagomål.docx
@@ -680,7 +680,7 @@
     <w:r>
       <w:tab/>
       <w:tab/>
-      <w:t>2026-03-23</w:t>
+      <w:t>2026-03-24</w:t>
       <w:br/>
       <w:br/>
     </w:r>

--- a/klagomål/A 61410-2025 FSC-klagomål.docx
+++ b/klagomål/A 61410-2025 FSC-klagomål.docx
@@ -680,7 +680,7 @@
     <w:r>
       <w:tab/>
       <w:tab/>
-      <w:t>2026-03-24</w:t>
+      <w:t>2026-03-25</w:t>
       <w:br/>
       <w:br/>
     </w:r>

--- a/klagomål/A 61410-2025 FSC-klagomål.docx
+++ b/klagomål/A 61410-2025 FSC-klagomål.docx
@@ -680,7 +680,7 @@
     <w:r>
       <w:tab/>
       <w:tab/>
-      <w:t>2026-03-25</w:t>
+      <w:t>2026-03-26</w:t>
       <w:br/>
       <w:br/>
     </w:r>

--- a/klagomål/A 61410-2025 FSC-klagomål.docx
+++ b/klagomål/A 61410-2025 FSC-klagomål.docx
@@ -680,7 +680,7 @@
     <w:r>
       <w:tab/>
       <w:tab/>
-      <w:t>2026-03-26</w:t>
+      <w:t>2026-03-27</w:t>
       <w:br/>
       <w:br/>
     </w:r>

--- a/klagomål/A 61410-2025 FSC-klagomål.docx
+++ b/klagomål/A 61410-2025 FSC-klagomål.docx
@@ -680,7 +680,7 @@
     <w:r>
       <w:tab/>
       <w:tab/>
-      <w:t>2026-03-27</w:t>
+      <w:t>2026-03-28</w:t>
       <w:br/>
       <w:br/>
     </w:r>

--- a/klagomål/A 61410-2025 FSC-klagomål.docx
+++ b/klagomål/A 61410-2025 FSC-klagomål.docx
@@ -680,7 +680,7 @@
     <w:r>
       <w:tab/>
       <w:tab/>
-      <w:t>2026-03-28</w:t>
+      <w:t>2026-03-29</w:t>
       <w:br/>
       <w:br/>
     </w:r>

--- a/klagomål/A 61410-2025 FSC-klagomål.docx
+++ b/klagomål/A 61410-2025 FSC-klagomål.docx
@@ -680,7 +680,7 @@
     <w:r>
       <w:tab/>
       <w:tab/>
-      <w:t>2026-03-29</w:t>
+      <w:t>2026-03-30</w:t>
       <w:br/>
       <w:br/>
     </w:r>

--- a/klagomål/A 61410-2025 FSC-klagomål.docx
+++ b/klagomål/A 61410-2025 FSC-klagomål.docx
@@ -680,7 +680,7 @@
     <w:r>
       <w:tab/>
       <w:tab/>
-      <w:t>2026-03-30</w:t>
+      <w:t>2026-03-31</w:t>
       <w:br/>
       <w:br/>
     </w:r>

--- a/klagomål/A 61410-2025 FSC-klagomål.docx
+++ b/klagomål/A 61410-2025 FSC-klagomål.docx
@@ -680,7 +680,7 @@
     <w:r>
       <w:tab/>
       <w:tab/>
-      <w:t>2026-03-31</w:t>
+      <w:t>2026-04-01</w:t>
       <w:br/>
       <w:br/>
     </w:r>

--- a/klagomål/A 61410-2025 FSC-klagomål.docx
+++ b/klagomål/A 61410-2025 FSC-klagomål.docx
@@ -680,7 +680,7 @@
     <w:r>
       <w:tab/>
       <w:tab/>
-      <w:t>2026-04-01</w:t>
+      <w:t>2026-04-02</w:t>
       <w:br/>
       <w:br/>
     </w:r>

--- a/klagomål/A 61410-2025 FSC-klagomål.docx
+++ b/klagomål/A 61410-2025 FSC-klagomål.docx
@@ -680,7 +680,7 @@
     <w:r>
       <w:tab/>
       <w:tab/>
-      <w:t>2026-04-02</w:t>
+      <w:t>2026-04-03</w:t>
       <w:br/>
       <w:br/>
     </w:r>

--- a/klagomål/A 61410-2025 FSC-klagomål.docx
+++ b/klagomål/A 61410-2025 FSC-klagomål.docx
@@ -680,7 +680,7 @@
     <w:r>
       <w:tab/>
       <w:tab/>
-      <w:t>2026-04-03</w:t>
+      <w:t>2026-04-04</w:t>
       <w:br/>
       <w:br/>
     </w:r>

--- a/klagomål/A 61410-2025 FSC-klagomål.docx
+++ b/klagomål/A 61410-2025 FSC-klagomål.docx
@@ -680,7 +680,7 @@
     <w:r>
       <w:tab/>
       <w:tab/>
-      <w:t>2026-04-04</w:t>
+      <w:t>2026-04-05</w:t>
       <w:br/>
       <w:br/>
     </w:r>

--- a/klagomål/A 61410-2025 FSC-klagomål.docx
+++ b/klagomål/A 61410-2025 FSC-klagomål.docx
@@ -680,7 +680,7 @@
     <w:r>
       <w:tab/>
       <w:tab/>
-      <w:t>2026-04-05</w:t>
+      <w:t>2026-04-06</w:t>
       <w:br/>
       <w:br/>
     </w:r>

--- a/klagomål/A 61410-2025 FSC-klagomål.docx
+++ b/klagomål/A 61410-2025 FSC-klagomål.docx
@@ -680,7 +680,7 @@
     <w:r>
       <w:tab/>
       <w:tab/>
-      <w:t>2026-04-06</w:t>
+      <w:t>2026-04-07</w:t>
       <w:br/>
       <w:br/>
     </w:r>

--- a/klagomål/A 61410-2025 FSC-klagomål.docx
+++ b/klagomål/A 61410-2025 FSC-klagomål.docx
@@ -680,7 +680,7 @@
     <w:r>
       <w:tab/>
       <w:tab/>
-      <w:t>2026-04-07</w:t>
+      <w:t>2026-04-08</w:t>
       <w:br/>
       <w:br/>
     </w:r>

--- a/klagomål/A 61410-2025 FSC-klagomål.docx
+++ b/klagomål/A 61410-2025 FSC-klagomål.docx
@@ -680,7 +680,7 @@
     <w:r>
       <w:tab/>
       <w:tab/>
-      <w:t>2026-04-08</w:t>
+      <w:t>2026-04-09</w:t>
       <w:br/>
       <w:br/>
     </w:r>

--- a/klagomål/A 61410-2025 FSC-klagomål.docx
+++ b/klagomål/A 61410-2025 FSC-klagomål.docx
@@ -680,7 +680,7 @@
     <w:r>
       <w:tab/>
       <w:tab/>
-      <w:t>2026-04-09</w:t>
+      <w:t>2026-04-10</w:t>
       <w:br/>
       <w:br/>
     </w:r>

--- a/klagomål/A 61410-2025 FSC-klagomål.docx
+++ b/klagomål/A 61410-2025 FSC-klagomål.docx
@@ -680,7 +680,7 @@
     <w:r>
       <w:tab/>
       <w:tab/>
-      <w:t>2026-04-10</w:t>
+      <w:t>2026-04-11</w:t>
       <w:br/>
       <w:br/>
     </w:r>

--- a/klagomål/A 61410-2025 FSC-klagomål.docx
+++ b/klagomål/A 61410-2025 FSC-klagomål.docx
@@ -680,7 +680,7 @@
     <w:r>
       <w:tab/>
       <w:tab/>
-      <w:t>2026-04-11</w:t>
+      <w:t>2026-04-12</w:t>
       <w:br/>
       <w:br/>
     </w:r>

--- a/klagomål/A 61410-2025 FSC-klagomål.docx
+++ b/klagomål/A 61410-2025 FSC-klagomål.docx
@@ -680,7 +680,7 @@
     <w:r>
       <w:tab/>
       <w:tab/>
-      <w:t>2026-04-14</w:t>
+      <w:t>2026-04-15</w:t>
       <w:br/>
       <w:br/>
     </w:r>

--- a/klagomål/A 61410-2025 FSC-klagomål.docx
+++ b/klagomål/A 61410-2025 FSC-klagomål.docx
@@ -680,7 +680,7 @@
     <w:r>
       <w:tab/>
       <w:tab/>
-      <w:t>2026-04-15</w:t>
+      <w:t>2026-04-16</w:t>
       <w:br/>
       <w:br/>
     </w:r>

--- a/klagomål/A 61410-2025 FSC-klagomål.docx
+++ b/klagomål/A 61410-2025 FSC-klagomål.docx
@@ -680,7 +680,7 @@
     <w:r>
       <w:tab/>
       <w:tab/>
-      <w:t>2026-04-16</w:t>
+      <w:t>2026-04-17</w:t>
       <w:br/>
       <w:br/>
     </w:r>

--- a/klagomål/A 61410-2025 FSC-klagomål.docx
+++ b/klagomål/A 61410-2025 FSC-klagomål.docx
@@ -680,7 +680,7 @@
     <w:r>
       <w:tab/>
       <w:tab/>
-      <w:t>2026-04-17</w:t>
+      <w:t>2026-04-18</w:t>
       <w:br/>
       <w:br/>
     </w:r>

--- a/klagomål/A 61410-2025 FSC-klagomål.docx
+++ b/klagomål/A 61410-2025 FSC-klagomål.docx
@@ -680,7 +680,7 @@
     <w:r>
       <w:tab/>
       <w:tab/>
-      <w:t>2026-04-18</w:t>
+      <w:t>2026-04-19</w:t>
       <w:br/>
       <w:br/>
     </w:r>

--- a/klagomål/A 61410-2025 FSC-klagomål.docx
+++ b/klagomål/A 61410-2025 FSC-klagomål.docx
@@ -680,7 +680,7 @@
     <w:r>
       <w:tab/>
       <w:tab/>
-      <w:t>2026-04-19</w:t>
+      <w:t>2026-04-20</w:t>
       <w:br/>
       <w:br/>
     </w:r>

--- a/klagomål/A 61410-2025 FSC-klagomål.docx
+++ b/klagomål/A 61410-2025 FSC-klagomål.docx
@@ -680,7 +680,7 @@
     <w:r>
       <w:tab/>
       <w:tab/>
-      <w:t>2026-04-20</w:t>
+      <w:t>2026-04-21</w:t>
       <w:br/>
       <w:br/>
     </w:r>

--- a/klagomål/A 61410-2025 FSC-klagomål.docx
+++ b/klagomål/A 61410-2025 FSC-klagomål.docx
@@ -680,7 +680,7 @@
     <w:r>
       <w:tab/>
       <w:tab/>
-      <w:t>2026-04-21</w:t>
+      <w:t>2026-04-22</w:t>
       <w:br/>
       <w:br/>
     </w:r>

--- a/klagomål/A 61410-2025 FSC-klagomål.docx
+++ b/klagomål/A 61410-2025 FSC-klagomål.docx
@@ -680,7 +680,7 @@
     <w:r>
       <w:tab/>
       <w:tab/>
-      <w:t>2026-04-22</w:t>
+      <w:t>2026-04-23</w:t>
       <w:br/>
       <w:br/>
     </w:r>

--- a/klagomål/A 61410-2025 FSC-klagomål.docx
+++ b/klagomål/A 61410-2025 FSC-klagomål.docx
@@ -680,7 +680,7 @@
     <w:r>
       <w:tab/>
       <w:tab/>
-      <w:t>2026-04-23</w:t>
+      <w:t>2026-04-24</w:t>
       <w:br/>
       <w:br/>
     </w:r>

--- a/klagomål/A 61410-2025 FSC-klagomål.docx
+++ b/klagomål/A 61410-2025 FSC-klagomål.docx
@@ -680,7 +680,7 @@
     <w:r>
       <w:tab/>
       <w:tab/>
-      <w:t>2026-04-24</w:t>
+      <w:t>2026-04-25</w:t>
       <w:br/>
       <w:br/>
     </w:r>

--- a/klagomål/A 61410-2025 FSC-klagomål.docx
+++ b/klagomål/A 61410-2025 FSC-klagomål.docx
@@ -680,7 +680,7 @@
     <w:r>
       <w:tab/>
       <w:tab/>
-      <w:t>2026-04-25</w:t>
+      <w:t>2026-04-26</w:t>
       <w:br/>
       <w:br/>
     </w:r>

--- a/klagomål/A 61410-2025 FSC-klagomål.docx
+++ b/klagomål/A 61410-2025 FSC-klagomål.docx
@@ -680,7 +680,7 @@
     <w:r>
       <w:tab/>
       <w:tab/>
-      <w:t>2026-04-26</w:t>
+      <w:t>2026-04-27</w:t>
       <w:br/>
       <w:br/>
     </w:r>

--- a/klagomål/A 61410-2025 FSC-klagomål.docx
+++ b/klagomål/A 61410-2025 FSC-klagomål.docx
@@ -680,7 +680,7 @@
     <w:r>
       <w:tab/>
       <w:tab/>
-      <w:t>2026-04-27</w:t>
+      <w:t>2026-04-28</w:t>
       <w:br/>
       <w:br/>
     </w:r>

--- a/klagomål/A 61410-2025 FSC-klagomål.docx
+++ b/klagomål/A 61410-2025 FSC-klagomål.docx
@@ -680,7 +680,7 @@
     <w:r>
       <w:tab/>
       <w:tab/>
-      <w:t>2026-04-28</w:t>
+      <w:t>2026-04-29</w:t>
       <w:br/>
       <w:br/>
     </w:r>

--- a/klagomål/A 61410-2025 FSC-klagomål.docx
+++ b/klagomål/A 61410-2025 FSC-klagomål.docx
@@ -680,7 +680,7 @@
     <w:r>
       <w:tab/>
       <w:tab/>
-      <w:t>2026-04-29</w:t>
+      <w:t>2026-04-30</w:t>
       <w:br/>
       <w:br/>
     </w:r>

--- a/klagomål/A 61410-2025 FSC-klagomål.docx
+++ b/klagomål/A 61410-2025 FSC-klagomål.docx
@@ -680,7 +680,7 @@
     <w:r>
       <w:tab/>
       <w:tab/>
-      <w:t>2026-04-30</w:t>
+      <w:t>2026-05-01</w:t>
       <w:br/>
       <w:br/>
     </w:r>

--- a/klagomål/A 61410-2025 FSC-klagomål.docx
+++ b/klagomål/A 61410-2025 FSC-klagomål.docx
@@ -680,7 +680,7 @@
     <w:r>
       <w:tab/>
       <w:tab/>
-      <w:t>2026-05-01</w:t>
+      <w:t>2026-05-02</w:t>
       <w:br/>
       <w:br/>
     </w:r>

--- a/klagomål/A 61410-2025 FSC-klagomål.docx
+++ b/klagomål/A 61410-2025 FSC-klagomål.docx
@@ -680,7 +680,7 @@
     <w:r>
       <w:tab/>
       <w:tab/>
-      <w:t>2026-05-02</w:t>
+      <w:t>2026-05-03</w:t>
       <w:br/>
       <w:br/>
     </w:r>

--- a/klagomål/A 61410-2025 FSC-klagomål.docx
+++ b/klagomål/A 61410-2025 FSC-klagomål.docx
@@ -680,7 +680,7 @@
     <w:r>
       <w:tab/>
       <w:tab/>
-      <w:t>2026-05-16</w:t>
+      <w:t>2026-05-17</w:t>
       <w:br/>
       <w:br/>
     </w:r>
